--- a/docs/entrega_beta/infoG09.docx
+++ b/docs/entrega_beta/infoG09.docx
@@ -2222,51 +2222,6 @@
         <w:t>.</w:t>
       </w:r>
     </w:p>
-    <w:p>
-      <w:r>
-        <w:t>Frontend:</w:t>
-      </w:r>
-    </w:p>
-    <w:tbl>
-      <w:tblPr>
-        <w:tblW w:w="0" w:type="auto"/>
-        <w:tblLook w:val="04A0" w:firstRow="1" w:lastRow="0" w:firstColumn="1" w:lastColumn="0" w:noHBand="0" w:noVBand="1"/>
-      </w:tblPr>
-      <w:tblGrid>
-        <w:gridCol w:w="9524"/>
-      </w:tblGrid>
-      <w:tr>
-        <w:tc>
-          <w:tcPr>
-            <w:tcW w:w="9524" w:type="dxa"/>
-            <w:shd w:val="clear" w:color="auto" w:fill="F2F5F7"/>
-          </w:tcPr>
-          <w:p>
-            <w:pPr>
-              <w:spacing w:after="0"/>
-            </w:pPr>
-            <w:r>
-              <w:rPr>
-                <w:rFonts w:ascii="Consolas" w:hAnsi="Consolas"/>
-                <w:sz w:val="17"/>
-              </w:rPr>
-              <w:t>cd js</w:t>
-            </w:r>
-            <w:r>
-              <w:br/>
-            </w:r>
-            <w:r>
-              <w:rPr>
-                <w:rFonts w:ascii="Consolas" w:hAnsi="Consolas"/>
-                <w:sz w:val="17"/>
-              </w:rPr>
-              <w:t>npm run dev</w:t>
-            </w:r>
-          </w:p>
-        </w:tc>
-      </w:tr>
-    </w:tbl>
-    <w:p/>
     <w:p>
       <w:pPr>
         <w:pStyle w:val="Ttulo1"/>
